--- a/assets/docx/cv.docx
+++ b/assets/docx/cv.docx
@@ -23,7 +23,13 @@
         <w:jc w:val="center"/>
       </w:pPr>
       <w:r>
-        <w:t xml:space="preserve">minsuan1104@hotmail.com | https://minsuan96.github.io/ | +60129525568 </w:t>
+        <w:t>minsuan1104@hotmail.com | https://minsuan96.github.io/</w:t>
+      </w:r>
+      <w:r>
+        <w:t>portfolio/</w:t>
+      </w:r>
+      <w:r>
+        <w:t xml:space="preserve"> | +60129525568 </w:t>
       </w:r>
     </w:p>
     <w:tbl>

--- a/assets/docx/cv.docx
+++ b/assets/docx/cv.docx
@@ -23,13 +23,7 @@
         <w:jc w:val="center"/>
       </w:pPr>
       <w:r>
-        <w:t>minsuan1104@hotmail.com | https://minsuan96.github.io/</w:t>
-      </w:r>
-      <w:r>
-        <w:t>portfolio/</w:t>
-      </w:r>
-      <w:r>
-        <w:t xml:space="preserve"> | +60129525568 </w:t>
+        <w:t xml:space="preserve">minsuan1104@hotmail.com | https://minsuan96.github.io/ | +60129525568 </w:t>
       </w:r>
     </w:p>
     <w:tbl>
